--- a/egipet-spb/Ответы_Древний_Восток_в_Петербурге.docx
+++ b/egipet-spb/Ответы_Древний_Восток_в_Петербурге.docx
@@ -31,24 +31,6 @@
         <w:t xml:space="preserve"> </w:t>
       </w:r>
       <w:r>
-        <w:t xml:space="preserve">—</w:t>
-      </w:r>
-      <w:r>
-        <w:t xml:space="preserve"> </w:t>
-      </w:r>
-      <w:r>
-        <w:t xml:space="preserve">выполненные</w:t>
-      </w:r>
-      <w:r>
-        <w:t xml:space="preserve"> </w:t>
-      </w:r>
-      <w:r>
-        <w:t xml:space="preserve">задания</w:t>
-      </w:r>
-      <w:r>
-        <w:t xml:space="preserve"> </w:t>
-      </w:r>
-      <w:r>
         <w:t xml:space="preserve">(уроки</w:t>
       </w:r>
       <w:r>
@@ -56,18 +38,6 @@
       </w:r>
       <w:r>
         <w:t xml:space="preserve">3—5)</w:t>
-      </w:r>
-    </w:p>
-    <w:p>
-      <w:pPr>
-        <w:pStyle w:val="FirstParagraph"/>
-      </w:pPr>
-      <w:r>
-        <w:rPr>
-          <w:iCs/>
-          <w:i/>
-        </w:rPr>
-        <w:t xml:space="preserve">Образец заполнения. В тетрадь переписывается от руки, каждый урок не больше страницы.</w:t>
       </w:r>
     </w:p>
     <w:bookmarkStart w:id="20" w:name="урок-3.-лента-времени"/>
@@ -141,31 +111,31 @@
               <w:jc w:val="left"/>
             </w:pPr>
             <w:r>
-              <w:t xml:space="preserve">1822, 14 сентября</w:t>
-            </w:r>
-          </w:p>
-        </w:tc>
-        <w:tc>
-          <w:tcPr/>
-          <w:p>
-            <w:pPr>
-              <w:pStyle w:val="Compact"/>
-              <w:jc w:val="left"/>
-            </w:pPr>
-            <w:r>
-              <w:t xml:space="preserve">Ж.-Ф. Шампольон по Розеттскому камню и надписи из Абу-Симбела прочитал имена «Рамсес» и «Тутмос»</w:t>
-            </w:r>
-          </w:p>
-        </w:tc>
-        <w:tc>
-          <w:tcPr/>
-          <w:p>
-            <w:pPr>
-              <w:pStyle w:val="Compact"/>
-              <w:jc w:val="left"/>
-            </w:pPr>
-            <w:r>
-              <w:t xml:space="preserve">Стало ясно, что иероглифы передают не только предметы, но и звуки, — дешифровка удалась</w:t>
+              <w:t xml:space="preserve">1822</w:t>
+            </w:r>
+          </w:p>
+        </w:tc>
+        <w:tc>
+          <w:tcPr/>
+          <w:p>
+            <w:pPr>
+              <w:pStyle w:val="Compact"/>
+              <w:jc w:val="left"/>
+            </w:pPr>
+            <w:r>
+              <w:t xml:space="preserve">Шампольон по Розеттскому камню прочитал иероглифы</w:t>
+            </w:r>
+          </w:p>
+        </w:tc>
+        <w:tc>
+          <w:tcPr/>
+          <w:p>
+            <w:pPr>
+              <w:pStyle w:val="Compact"/>
+              <w:jc w:val="left"/>
+            </w:pPr>
+            <w:r>
+              <w:t xml:space="preserve">Началась египтология</w:t>
             </w:r>
           </w:p>
         </w:tc>
@@ -179,31 +149,31 @@
               <w:jc w:val="left"/>
             </w:pPr>
             <w:r>
-              <w:t xml:space="preserve">1822, 27 сентября</w:t>
-            </w:r>
-          </w:p>
-        </w:tc>
-        <w:tc>
-          <w:tcPr/>
-          <w:p>
-            <w:pPr>
-              <w:pStyle w:val="Compact"/>
-              <w:jc w:val="left"/>
-            </w:pPr>
-            <w:r>
-              <w:t xml:space="preserve">Доклад Шампольона в Академии надписей в Париже</w:t>
-            </w:r>
-          </w:p>
-        </w:tc>
-        <w:tc>
-          <w:tcPr/>
-          <w:p>
-            <w:pPr>
-              <w:pStyle w:val="Compact"/>
-              <w:jc w:val="left"/>
-            </w:pPr>
-            <w:r>
-              <w:t xml:space="preserve">Этот день считают днём рождения египтологии</w:t>
+              <w:t xml:space="preserve">После 1822</w:t>
+            </w:r>
+          </w:p>
+        </w:tc>
+        <w:tc>
+          <w:tcPr/>
+          <w:p>
+            <w:pPr>
+              <w:pStyle w:val="Compact"/>
+              <w:jc w:val="left"/>
+            </w:pPr>
+            <w:r>
+              <w:t xml:space="preserve">Ошибочная теория Гульянова</w:t>
+            </w:r>
+          </w:p>
+        </w:tc>
+        <w:tc>
+          <w:tcPr/>
+          <w:p>
+            <w:pPr>
+              <w:pStyle w:val="Compact"/>
+              <w:jc w:val="left"/>
+            </w:pPr>
+            <w:r>
+              <w:t xml:space="preserve">Показала границы метода</w:t>
             </w:r>
           </w:p>
         </w:tc>
@@ -217,31 +187,31 @@
               <w:jc w:val="left"/>
             </w:pPr>
             <w:r>
-              <w:t xml:space="preserve">После 1822</w:t>
-            </w:r>
-          </w:p>
-        </w:tc>
-        <w:tc>
-          <w:tcPr/>
-          <w:p>
-            <w:pPr>
-              <w:pStyle w:val="Compact"/>
-              <w:jc w:val="left"/>
-            </w:pPr>
-            <w:r>
-              <w:t xml:space="preserve">Академик И. А. Гульянов предложил свою теорию чтения иероглифов</w:t>
-            </w:r>
-          </w:p>
-        </w:tc>
-        <w:tc>
-          <w:tcPr/>
-          <w:p>
-            <w:pPr>
-              <w:pStyle w:val="Compact"/>
-              <w:jc w:val="left"/>
-            </w:pPr>
-            <w:r>
-              <w:t xml:space="preserve">Теория оказалась ошибочной, но показала, где у правила Шампольона граница</w:t>
+              <w:t xml:space="preserve">1834</w:t>
+            </w:r>
+          </w:p>
+        </w:tc>
+        <w:tc>
+          <w:tcPr/>
+          <w:p>
+            <w:pPr>
+              <w:pStyle w:val="Compact"/>
+              <w:jc w:val="left"/>
+            </w:pPr>
+            <w:r>
+              <w:t xml:space="preserve">Сфинксы Аменхотепа III на набережной</w:t>
+            </w:r>
+          </w:p>
+        </w:tc>
+        <w:tc>
+          <w:tcPr/>
+          <w:p>
+            <w:pPr>
+              <w:pStyle w:val="Compact"/>
+              <w:jc w:val="left"/>
+            </w:pPr>
+            <w:r>
+              <w:t xml:space="preserve">Подлинный Египет в городе</w:t>
             </w:r>
           </w:p>
         </w:tc>
@@ -255,31 +225,31 @@
               <w:jc w:val="left"/>
             </w:pPr>
             <w:r>
-              <w:t xml:space="preserve">1830</w:t>
-            </w:r>
-          </w:p>
-        </w:tc>
-        <w:tc>
-          <w:tcPr/>
-          <w:p>
-            <w:pPr>
-              <w:pStyle w:val="Compact"/>
-              <w:jc w:val="left"/>
-            </w:pPr>
-            <w:r>
-              <w:t xml:space="preserve">А. Н. Муравьёв увидел сфинксов в Александрии и предложил купить их для России (версия без научной ссылки)</w:t>
-            </w:r>
-          </w:p>
-        </w:tc>
-        <w:tc>
-          <w:tcPr/>
-          <w:p>
-            <w:pPr>
-              <w:pStyle w:val="Compact"/>
-              <w:jc w:val="left"/>
-            </w:pPr>
-            <w:r>
-              <w:t xml:space="preserve">Из-за этого письма сфинксы оказались у нас при Николае I</w:t>
+              <w:t xml:space="preserve">1880</w:t>
+            </w:r>
+          </w:p>
+        </w:tc>
+        <w:tc>
+          <w:tcPr/>
+          <w:p>
+            <w:pPr>
+              <w:pStyle w:val="Compact"/>
+              <w:jc w:val="left"/>
+            </w:pPr>
+            <w:r>
+              <w:t xml:space="preserve">Голенищев в Эрмитаже</w:t>
+            </w:r>
+          </w:p>
+        </w:tc>
+        <w:tc>
+          <w:tcPr/>
+          <w:p>
+            <w:pPr>
+              <w:pStyle w:val="Compact"/>
+              <w:jc w:val="left"/>
+            </w:pPr>
+            <w:r>
+              <w:t xml:space="preserve">Первый русский египтолог</w:t>
             </w:r>
           </w:p>
         </w:tc>
@@ -293,31 +263,31 @@
               <w:jc w:val="left"/>
             </w:pPr>
             <w:r>
-              <w:t xml:space="preserve">1834</w:t>
-            </w:r>
-          </w:p>
-        </w:tc>
-        <w:tc>
-          <w:tcPr/>
-          <w:p>
-            <w:pPr>
-              <w:pStyle w:val="Compact"/>
-              <w:jc w:val="left"/>
-            </w:pPr>
-            <w:r>
-              <w:t xml:space="preserve">Сфинксы времён Аменхотепа III установлены на Университетской набережной</w:t>
-            </w:r>
-          </w:p>
-        </w:tc>
-        <w:tc>
-          <w:tcPr/>
-          <w:p>
-            <w:pPr>
-              <w:pStyle w:val="Compact"/>
-              <w:jc w:val="left"/>
-            </w:pPr>
-            <w:r>
-              <w:t xml:space="preserve">В городе появился подлинный Египет, но прочитать его иероглифы никто не мог</w:t>
+              <w:t xml:space="preserve">1887</w:t>
+            </w:r>
+          </w:p>
+        </w:tc>
+        <w:tc>
+          <w:tcPr/>
+          <w:p>
+            <w:pPr>
+              <w:pStyle w:val="Compact"/>
+              <w:jc w:val="left"/>
+            </w:pPr>
+            <w:r>
+              <w:t xml:space="preserve">Лемм открыл курс египтологии</w:t>
+            </w:r>
+          </w:p>
+        </w:tc>
+        <w:tc>
+          <w:tcPr/>
+          <w:p>
+            <w:pPr>
+              <w:pStyle w:val="Compact"/>
+              <w:jc w:val="left"/>
+            </w:pPr>
+            <w:r>
+              <w:t xml:space="preserve">Начали учить студентов</w:t>
             </w:r>
           </w:p>
         </w:tc>
@@ -331,31 +301,31 @@
               <w:jc w:val="left"/>
             </w:pPr>
             <w:r>
-              <w:t xml:space="preserve">1880</w:t>
-            </w:r>
-          </w:p>
-        </w:tc>
-        <w:tc>
-          <w:tcPr/>
-          <w:p>
-            <w:pPr>
-              <w:pStyle w:val="Compact"/>
-              <w:jc w:val="left"/>
-            </w:pPr>
-            <w:r>
-              <w:t xml:space="preserve">В. С. Голенищев начал работать с египетским собранием Эрмитажа</w:t>
-            </w:r>
-          </w:p>
-        </w:tc>
-        <w:tc>
-          <w:tcPr/>
-          <w:p>
-            <w:pPr>
-              <w:pStyle w:val="Compact"/>
-              <w:jc w:val="left"/>
-            </w:pPr>
-            <w:r>
-              <w:t xml:space="preserve">Музей впервые узнал, что хранит; найден папирус с иератическим письмом</w:t>
+              <w:t xml:space="preserve">1911—1913</w:t>
+            </w:r>
+          </w:p>
+        </w:tc>
+        <w:tc>
+          <w:tcPr/>
+          <w:p>
+            <w:pPr>
+              <w:pStyle w:val="Compact"/>
+              <w:jc w:val="left"/>
+            </w:pPr>
+            <w:r>
+              <w:t xml:space="preserve">«Египетский дом» на Захарьевской</w:t>
+            </w:r>
+          </w:p>
+        </w:tc>
+        <w:tc>
+          <w:tcPr/>
+          <w:p>
+            <w:pPr>
+              <w:pStyle w:val="Compact"/>
+              <w:jc w:val="left"/>
+            </w:pPr>
+            <w:r>
+              <w:t xml:space="preserve">Египет стал модой</w:t>
             </w:r>
           </w:p>
         </w:tc>
@@ -369,120 +339,6 @@
               <w:jc w:val="left"/>
             </w:pPr>
             <w:r>
-              <w:t xml:space="preserve">1887</w:t>
-            </w:r>
-          </w:p>
-        </w:tc>
-        <w:tc>
-          <w:tcPr/>
-          <w:p>
-            <w:pPr>
-              <w:pStyle w:val="Compact"/>
-              <w:jc w:val="left"/>
-            </w:pPr>
-            <w:r>
-              <w:t xml:space="preserve">О. Э. Лемм открыл в университете первый в России курс египтологии</w:t>
-            </w:r>
-          </w:p>
-        </w:tc>
-        <w:tc>
-          <w:tcPr/>
-          <w:p>
-            <w:pPr>
-              <w:pStyle w:val="Compact"/>
-              <w:jc w:val="left"/>
-            </w:pPr>
-            <w:r>
-              <w:t xml:space="preserve">Египтологию начали преподавать, появились ученики</w:t>
-            </w:r>
-          </w:p>
-        </w:tc>
-      </w:tr>
-      <w:tr>
-        <w:tc>
-          <w:tcPr/>
-          <w:p>
-            <w:pPr>
-              <w:pStyle w:val="Compact"/>
-              <w:jc w:val="left"/>
-            </w:pPr>
-            <w:r>
-              <w:t xml:space="preserve">1896</w:t>
-            </w:r>
-          </w:p>
-        </w:tc>
-        <w:tc>
-          <w:tcPr/>
-          <w:p>
-            <w:pPr>
-              <w:pStyle w:val="Compact"/>
-              <w:jc w:val="left"/>
-            </w:pPr>
-            <w:r>
-              <w:t xml:space="preserve">Курс стал вести Б. А. Тураев</w:t>
-            </w:r>
-          </w:p>
-        </w:tc>
-        <w:tc>
-          <w:tcPr/>
-          <w:p>
-            <w:pPr>
-              <w:pStyle w:val="Compact"/>
-              <w:jc w:val="left"/>
-            </w:pPr>
-            <w:r>
-              <w:t xml:space="preserve">Появился первый русский специалист по истории Древнего Востока</w:t>
-            </w:r>
-          </w:p>
-        </w:tc>
-      </w:tr>
-      <w:tr>
-        <w:tc>
-          <w:tcPr/>
-          <w:p>
-            <w:pPr>
-              <w:pStyle w:val="Compact"/>
-              <w:jc w:val="left"/>
-            </w:pPr>
-            <w:r>
-              <w:t xml:space="preserve">1911—1913</w:t>
-            </w:r>
-          </w:p>
-        </w:tc>
-        <w:tc>
-          <w:tcPr/>
-          <w:p>
-            <w:pPr>
-              <w:pStyle w:val="Compact"/>
-              <w:jc w:val="left"/>
-            </w:pPr>
-            <w:r>
-              <w:t xml:space="preserve">Построен «Египетский дом» на Захарьевской, 23 (арх. М. А. Сонгайло)</w:t>
-            </w:r>
-          </w:p>
-        </w:tc>
-        <w:tc>
-          <w:tcPr/>
-          <w:p>
-            <w:pPr>
-              <w:pStyle w:val="Compact"/>
-              <w:jc w:val="left"/>
-            </w:pPr>
-            <w:r>
-              <w:t xml:space="preserve">Египет стал модой: фасад помогал дороже сдать квартиры</w:t>
-            </w:r>
-          </w:p>
-        </w:tc>
-      </w:tr>
-      <w:tr>
-        <w:tc>
-          <w:tcPr/>
-          <w:p>
-            <w:pPr>
-              <w:pStyle w:val="Compact"/>
-              <w:jc w:val="left"/>
-            </w:pPr>
-            <w:r>
               <w:t xml:space="preserve">1919</w:t>
             </w:r>
           </w:p>
@@ -495,59 +351,32 @@
               <w:jc w:val="left"/>
             </w:pPr>
             <w:r>
-              <w:t xml:space="preserve">Тураев возглавил кафедру египтологии</w:t>
-            </w:r>
-          </w:p>
-        </w:tc>
-        <w:tc>
-          <w:tcPr/>
-          <w:p>
-            <w:pPr>
-              <w:pStyle w:val="Compact"/>
-              <w:jc w:val="left"/>
-            </w:pPr>
-            <w:r>
-              <w:t xml:space="preserve">Сложилась русская школа египтологов</w:t>
+              <w:t xml:space="preserve">Тураев возглавил кафедру</w:t>
+            </w:r>
+          </w:p>
+        </w:tc>
+        <w:tc>
+          <w:tcPr/>
+          <w:p>
+            <w:pPr>
+              <w:pStyle w:val="Compact"/>
+              <w:jc w:val="left"/>
+            </w:pPr>
+            <w:r>
+              <w:t xml:space="preserve">Русская школа египтологов</w:t>
             </w:r>
           </w:p>
         </w:tc>
       </w:tr>
     </w:tbl>
-    <w:p>
-      <w:pPr>
-        <w:pStyle w:val="BodyText"/>
-      </w:pPr>
-      <w:r>
-        <w:rPr>
-          <w:iCs/>
-          <w:i/>
-        </w:rPr>
-        <w:t xml:space="preserve">Розеттский камень</w:t>
-      </w:r>
-      <w:r>
-        <w:t xml:space="preserve"> </w:t>
-      </w:r>
-      <w:r>
-        <w:t xml:space="preserve">— ключ к дешифровке: один текст записан иероглифами, демотическим письмом и по-гречески.</w:t>
-      </w:r>
-    </w:p>
     <w:bookmarkEnd w:id="20"/>
-    <w:bookmarkStart w:id="23" w:name="урок-4.-карточки-источника"/>
+    <w:bookmarkStart w:id="21" w:name="урок-4.-карточки-источника"/>
     <w:p>
       <w:pPr>
         <w:pStyle w:val="Heading1"/>
       </w:pPr>
       <w:r>
         <w:t xml:space="preserve">Урок 4. Карточки источника</w:t>
-      </w:r>
-    </w:p>
-    <w:bookmarkStart w:id="21" w:name="карточка-1.-деревянная-статуэтка-жреца"/>
-    <w:p>
-      <w:pPr>
-        <w:pStyle w:val="Heading2"/>
-      </w:pPr>
-      <w:r>
-        <w:t xml:space="preserve">Карточка 1. Деревянная статуэтка жреца</w:t>
       </w:r>
     </w:p>
     <w:tbl>
@@ -558,8 +387,9 @@
         <w:jc w:val="start"/>
       </w:tblPr>
       <w:tblGrid>
-        <w:gridCol w:w="3960"/>
-        <w:gridCol w:w="3960"/>
+        <w:gridCol w:w="2640"/>
+        <w:gridCol w:w="2640"/>
+        <w:gridCol w:w="2640"/>
       </w:tblGrid>
       <w:tr>
         <w:trPr>
@@ -585,7 +415,19 @@
               <w:jc w:val="left"/>
             </w:pPr>
             <w:r>
-              <w:t xml:space="preserve">Что пишем</w:t>
+              <w:t xml:space="preserve">Статуэтка жреца</w:t>
+            </w:r>
+          </w:p>
+        </w:tc>
+        <w:tc>
+          <w:tcPr/>
+          <w:p>
+            <w:pPr>
+              <w:pStyle w:val="Compact"/>
+              <w:jc w:val="left"/>
+            </w:pPr>
+            <w:r>
+              <w:t xml:space="preserve">Мумия Па-ди-иста</w:t>
             </w:r>
           </w:p>
         </w:tc>
@@ -599,19 +441,31 @@
               <w:jc w:val="left"/>
             </w:pPr>
             <w:r>
-              <w:t xml:space="preserve">Что это и когда сделано</w:t>
-            </w:r>
-          </w:p>
-        </w:tc>
-        <w:tc>
-          <w:tcPr/>
-          <w:p>
-            <w:pPr>
-              <w:pStyle w:val="Compact"/>
-              <w:jc w:val="left"/>
-            </w:pPr>
-            <w:r>
-              <w:t xml:space="preserve">Статуэтка жреца (мелкая пластика), конец XV — начало XIV века до н. э.; подлинный памятник из экспозиции Египетского зала (зал № 100)</w:t>
+              <w:t xml:space="preserve">Что и когда</w:t>
+            </w:r>
+          </w:p>
+        </w:tc>
+        <w:tc>
+          <w:tcPr/>
+          <w:p>
+            <w:pPr>
+              <w:pStyle w:val="Compact"/>
+              <w:jc w:val="left"/>
+            </w:pPr>
+            <w:r>
+              <w:t xml:space="preserve">Мелкая пластика, XV—XIV вв. до н. э.</w:t>
+            </w:r>
+          </w:p>
+        </w:tc>
+        <w:tc>
+          <w:tcPr/>
+          <w:p>
+            <w:pPr>
+              <w:pStyle w:val="Compact"/>
+              <w:jc w:val="left"/>
+            </w:pPr>
+            <w:r>
+              <w:t xml:space="preserve">Мумия, около 3000 лет</w:t>
             </w:r>
           </w:p>
         </w:tc>
@@ -625,19 +479,31 @@
               <w:jc w:val="left"/>
             </w:pPr>
             <w:r>
-              <w:t xml:space="preserve">Из чего сделано</w:t>
-            </w:r>
-          </w:p>
-        </w:tc>
-        <w:tc>
-          <w:tcPr/>
-          <w:p>
-            <w:pPr>
-              <w:pStyle w:val="Compact"/>
-              <w:jc w:val="left"/>
-            </w:pPr>
-            <w:r>
-              <w:t xml:space="preserve">Из дерева. Это не большая каменная статуя для всех, а небольшая вещь для одного человека</w:t>
+              <w:t xml:space="preserve">Из чего</w:t>
+            </w:r>
+          </w:p>
+        </w:tc>
+        <w:tc>
+          <w:tcPr/>
+          <w:p>
+            <w:pPr>
+              <w:pStyle w:val="Compact"/>
+              <w:jc w:val="left"/>
+            </w:pPr>
+            <w:r>
+              <w:t xml:space="preserve">Дерево</w:t>
+            </w:r>
+          </w:p>
+        </w:tc>
+        <w:tc>
+          <w:tcPr/>
+          <w:p>
+            <w:pPr>
+              <w:pStyle w:val="Compact"/>
+              <w:jc w:val="left"/>
+            </w:pPr>
+            <w:r>
+              <w:t xml:space="preserve">Тело и деревянные саркофаги</w:t>
             </w:r>
           </w:p>
         </w:tc>
@@ -651,19 +517,31 @@
               <w:jc w:val="left"/>
             </w:pPr>
             <w:r>
-              <w:t xml:space="preserve">Для чего служило</w:t>
-            </w:r>
-          </w:p>
-        </w:tc>
-        <w:tc>
-          <w:tcPr/>
-          <w:p>
-            <w:pPr>
-              <w:pStyle w:val="Compact"/>
-              <w:jc w:val="left"/>
-            </w:pPr>
-            <w:r>
-              <w:t xml:space="preserve">Точно текст не говорит. Предположение: изображение жреца могли положить в гробницу (это догадка)</w:t>
+              <w:t xml:space="preserve">Для чего</w:t>
+            </w:r>
+          </w:p>
+        </w:tc>
+        <w:tc>
+          <w:tcPr/>
+          <w:p>
+            <w:pPr>
+              <w:pStyle w:val="Compact"/>
+              <w:jc w:val="left"/>
+            </w:pPr>
+            <w:r>
+              <w:t xml:space="preserve">Вероятно, для гробницы (догадка)</w:t>
+            </w:r>
+          </w:p>
+        </w:tc>
+        <w:tc>
+          <w:tcPr/>
+          <w:p>
+            <w:pPr>
+              <w:pStyle w:val="Compact"/>
+              <w:jc w:val="left"/>
+            </w:pPr>
+            <w:r>
+              <w:t xml:space="preserve">Для погребения</w:t>
             </w:r>
           </w:p>
         </w:tc>
@@ -677,19 +555,31 @@
               <w:jc w:val="left"/>
             </w:pPr>
             <w:r>
-              <w:t xml:space="preserve">Что отсюда следует о людях</w:t>
-            </w:r>
-          </w:p>
-        </w:tc>
-        <w:tc>
-          <w:tcPr/>
-          <w:p>
-            <w:pPr>
-              <w:pStyle w:val="Compact"/>
-              <w:jc w:val="left"/>
-            </w:pPr>
-            <w:r>
-              <w:t xml:space="preserve">Жрецы были важными людьми, раз для них заказывали статуэтки; мастера умели тонко работать с деревом</w:t>
+              <w:t xml:space="preserve">Что следует</w:t>
+            </w:r>
+          </w:p>
+        </w:tc>
+        <w:tc>
+          <w:tcPr/>
+          <w:p>
+            <w:pPr>
+              <w:pStyle w:val="Compact"/>
+              <w:jc w:val="left"/>
+            </w:pPr>
+            <w:r>
+              <w:t xml:space="preserve">Жрецы были важными людьми</w:t>
+            </w:r>
+          </w:p>
+        </w:tc>
+        <w:tc>
+          <w:tcPr/>
+          <w:p>
+            <w:pPr>
+              <w:pStyle w:val="Compact"/>
+              <w:jc w:val="left"/>
+            </w:pPr>
+            <w:r>
+              <w:t xml:space="preserve">Верили в жизнь после смерти</w:t>
             </w:r>
           </w:p>
         </w:tc>
@@ -703,208 +593,38 @@
               <w:jc w:val="left"/>
             </w:pPr>
             <w:r>
-              <w:t xml:space="preserve">О чём этот предмет промолчит</w:t>
-            </w:r>
-          </w:p>
-        </w:tc>
-        <w:tc>
-          <w:tcPr/>
-          <w:p>
-            <w:pPr>
-              <w:pStyle w:val="Compact"/>
-              <w:jc w:val="left"/>
-            </w:pPr>
-            <w:r>
-              <w:t xml:space="preserve">Каким был этот жрец: его характер, мысли, во что он лично верил и как жил каждый день</w:t>
+              <w:t xml:space="preserve">О чём промолчит</w:t>
+            </w:r>
+          </w:p>
+        </w:tc>
+        <w:tc>
+          <w:tcPr/>
+          <w:p>
+            <w:pPr>
+              <w:pStyle w:val="Compact"/>
+              <w:jc w:val="left"/>
+            </w:pPr>
+            <w:r>
+              <w:t xml:space="preserve">Характер и мысли жреца</w:t>
+            </w:r>
+          </w:p>
+        </w:tc>
+        <w:tc>
+          <w:tcPr/>
+          <w:p>
+            <w:pPr>
+              <w:pStyle w:val="Compact"/>
+              <w:jc w:val="left"/>
+            </w:pPr>
+            <w:r>
+              <w:t xml:space="preserve">Каким был человек</w:t>
             </w:r>
           </w:p>
         </w:tc>
       </w:tr>
     </w:tbl>
     <w:bookmarkEnd w:id="21"/>
-    <w:bookmarkStart w:id="22" w:name="Xb982827ca343fe94b2ffd6f914c13aa0f197b56"/>
-    <w:p>
-      <w:pPr>
-        <w:pStyle w:val="Heading2"/>
-      </w:pPr>
-      <w:r>
-        <w:t xml:space="preserve">Карточка 2. Мумия жреца Па-ди-иста с саркофагами</w:t>
-      </w:r>
-    </w:p>
-    <w:tbl>
-      <w:tblPr>
-        <w:tblStyle w:val="Table"/>
-        <w:tblW w:type="pct" w:w="5000"/>
-        <w:tblLook w:firstRow="1" w:lastRow="0" w:firstColumn="0" w:lastColumn="0" w:noHBand="0" w:noVBand="0" w:val="0020"/>
-        <w:jc w:val="start"/>
-      </w:tblPr>
-      <w:tblGrid>
-        <w:gridCol w:w="3960"/>
-        <w:gridCol w:w="3960"/>
-      </w:tblGrid>
-      <w:tr>
-        <w:trPr>
-          <w:tblHeader w:val="true"/>
-        </w:trPr>
-        <w:tc>
-          <w:tcPr/>
-          <w:p>
-            <w:pPr>
-              <w:pStyle w:val="Compact"/>
-              <w:jc w:val="left"/>
-            </w:pPr>
-            <w:r>
-              <w:t xml:space="preserve">Поле</w:t>
-            </w:r>
-          </w:p>
-        </w:tc>
-        <w:tc>
-          <w:tcPr/>
-          <w:p>
-            <w:pPr>
-              <w:pStyle w:val="Compact"/>
-              <w:jc w:val="left"/>
-            </w:pPr>
-            <w:r>
-              <w:t xml:space="preserve">Что пишем</w:t>
-            </w:r>
-          </w:p>
-        </w:tc>
-      </w:tr>
-      <w:tr>
-        <w:tc>
-          <w:tcPr/>
-          <w:p>
-            <w:pPr>
-              <w:pStyle w:val="Compact"/>
-              <w:jc w:val="left"/>
-            </w:pPr>
-            <w:r>
-              <w:t xml:space="preserve">Что это и когда сделано</w:t>
-            </w:r>
-          </w:p>
-        </w:tc>
-        <w:tc>
-          <w:tcPr/>
-          <w:p>
-            <w:pPr>
-              <w:pStyle w:val="Compact"/>
-              <w:jc w:val="left"/>
-            </w:pPr>
-            <w:r>
-              <w:t xml:space="preserve">Мумия жреца Па-ди-иста, ей около трёх тысяч лет; хранится вместе с саркофагами</w:t>
-            </w:r>
-          </w:p>
-        </w:tc>
-      </w:tr>
-      <w:tr>
-        <w:tc>
-          <w:tcPr/>
-          <w:p>
-            <w:pPr>
-              <w:pStyle w:val="Compact"/>
-              <w:jc w:val="left"/>
-            </w:pPr>
-            <w:r>
-              <w:t xml:space="preserve">Из чего сделано</w:t>
-            </w:r>
-          </w:p>
-        </w:tc>
-        <w:tc>
-          <w:tcPr/>
-          <w:p>
-            <w:pPr>
-              <w:pStyle w:val="Compact"/>
-              <w:jc w:val="left"/>
-            </w:pPr>
-            <w:r>
-              <w:t xml:space="preserve">Тело, сохранённое по погребальному обряду; деревянные саркофаги, вложенные один в другой</w:t>
-            </w:r>
-          </w:p>
-        </w:tc>
-      </w:tr>
-      <w:tr>
-        <w:tc>
-          <w:tcPr/>
-          <w:p>
-            <w:pPr>
-              <w:pStyle w:val="Compact"/>
-              <w:jc w:val="left"/>
-            </w:pPr>
-            <w:r>
-              <w:t xml:space="preserve">Для чего служило</w:t>
-            </w:r>
-          </w:p>
-        </w:tc>
-        <w:tc>
-          <w:tcPr/>
-          <w:p>
-            <w:pPr>
-              <w:pStyle w:val="Compact"/>
-              <w:jc w:val="left"/>
-            </w:pPr>
-            <w:r>
-              <w:t xml:space="preserve">Для погребения: сохранить тело после смерти</w:t>
-            </w:r>
-          </w:p>
-        </w:tc>
-      </w:tr>
-      <w:tr>
-        <w:tc>
-          <w:tcPr/>
-          <w:p>
-            <w:pPr>
-              <w:pStyle w:val="Compact"/>
-              <w:jc w:val="left"/>
-            </w:pPr>
-            <w:r>
-              <w:t xml:space="preserve">Что отсюда следует о людях</w:t>
-            </w:r>
-          </w:p>
-        </w:tc>
-        <w:tc>
-          <w:tcPr/>
-          <w:p>
-            <w:pPr>
-              <w:pStyle w:val="Compact"/>
-              <w:jc w:val="left"/>
-            </w:pPr>
-            <w:r>
-              <w:t xml:space="preserve">Египтяне верили в жизнь после смерти и очень заботились о теле. Несколько саркофагов — дорогое погребение, значит, жрец был знатным (вывод с оговоркой)</w:t>
-            </w:r>
-          </w:p>
-        </w:tc>
-      </w:tr>
-      <w:tr>
-        <w:tc>
-          <w:tcPr/>
-          <w:p>
-            <w:pPr>
-              <w:pStyle w:val="Compact"/>
-              <w:jc w:val="left"/>
-            </w:pPr>
-            <w:r>
-              <w:t xml:space="preserve">О чём этот предмет промолчит</w:t>
-            </w:r>
-          </w:p>
-        </w:tc>
-        <w:tc>
-          <w:tcPr/>
-          <w:p>
-            <w:pPr>
-              <w:pStyle w:val="Compact"/>
-              <w:jc w:val="left"/>
-            </w:pPr>
-            <w:r>
-              <w:t xml:space="preserve">Каким человеком был Па-ди-ист, что он чувствовал и думал. Надпись может назвать имя, но не характер</w:t>
-            </w:r>
-          </w:p>
-        </w:tc>
-      </w:tr>
-    </w:tbl>
-    <w:bookmarkEnd w:id="22"/>
-    <w:bookmarkEnd w:id="23"/>
-    <w:bookmarkStart w:id="24" w:name="урок-5.-подлинник-или-отголосок"/>
+    <w:bookmarkStart w:id="22" w:name="урок-5.-подлинник-или-отголосок"/>
     <w:p>
       <w:pPr>
         <w:pStyle w:val="Heading1"/>
@@ -950,7 +670,7 @@
               <w:jc w:val="left"/>
             </w:pPr>
             <w:r>
-              <w:t xml:space="preserve">Подлинник или отголосок</w:t>
+              <w:t xml:space="preserve">Подл./отгол.</w:t>
             </w:r>
           </w:p>
         </w:tc>
@@ -974,7 +694,7 @@
               <w:jc w:val="left"/>
             </w:pPr>
             <w:r>
-              <w:t xml:space="preserve">О чём рассказывает на самом деле</w:t>
+              <w:t xml:space="preserve">О чём на самом деле</w:t>
             </w:r>
           </w:p>
         </w:tc>
@@ -988,7 +708,7 @@
               <w:jc w:val="left"/>
             </w:pPr>
             <w:r>
-              <w:t xml:space="preserve">Сфинксы на Университетской набережной</w:t>
+              <w:t xml:space="preserve">Сфинксы на Университетской наб.</w:t>
             </w:r>
           </w:p>
         </w:tc>
@@ -1012,19 +732,19 @@
               <w:jc w:val="left"/>
             </w:pPr>
             <w:r>
-              <w:t xml:space="preserve">Древний Египет, время фараона Аменхотепа III (около 3,5 тыс. лет назад); в Петербурге с 1834 г.</w:t>
-            </w:r>
-          </w:p>
-        </w:tc>
-        <w:tc>
-          <w:tcPr/>
-          <w:p>
-            <w:pPr>
-              <w:pStyle w:val="Compact"/>
-              <w:jc w:val="left"/>
-            </w:pPr>
-            <w:r>
-              <w:t xml:space="preserve">О том, что Петербург при Николае I покупал древности для столицы, но полвека не мог их прочитать</w:t>
+              <w:t xml:space="preserve">Египет, уст. 1834</w:t>
+            </w:r>
+          </w:p>
+        </w:tc>
+        <w:tc>
+          <w:tcPr/>
+          <w:p>
+            <w:pPr>
+              <w:pStyle w:val="Compact"/>
+              <w:jc w:val="left"/>
+            </w:pPr>
+            <w:r>
+              <w:t xml:space="preserve">Покупка древностей при Николае I</w:t>
             </w:r>
           </w:p>
         </w:tc>
@@ -1038,7 +758,7 @@
               <w:jc w:val="left"/>
             </w:pPr>
             <w:r>
-              <w:t xml:space="preserve">Мумия Па-ди-иста в Египетском зале Эрмитажа</w:t>
+              <w:t xml:space="preserve">Мумия Па-ди-иста (Эрмитаж)</w:t>
             </w:r>
           </w:p>
         </w:tc>
@@ -1062,19 +782,19 @@
               <w:jc w:val="left"/>
             </w:pPr>
             <w:r>
-              <w:t xml:space="preserve">Около 3000 лет; зал создан в 1940 г. по проекту А. В. Сивкова</w:t>
-            </w:r>
-          </w:p>
-        </w:tc>
-        <w:tc>
-          <w:tcPr/>
-          <w:p>
-            <w:pPr>
-              <w:pStyle w:val="Compact"/>
-              <w:jc w:val="left"/>
-            </w:pPr>
-            <w:r>
-              <w:t xml:space="preserve">О том, что Эрмитаж стал хранилищем подлинного Египта и местом, где работали египтологи</w:t>
+              <w:t xml:space="preserve">Ок. 3000 лет назад</w:t>
+            </w:r>
+          </w:p>
+        </w:tc>
+        <w:tc>
+          <w:tcPr/>
+          <w:p>
+            <w:pPr>
+              <w:pStyle w:val="Compact"/>
+              <w:jc w:val="left"/>
+            </w:pPr>
+            <w:r>
+              <w:t xml:space="preserve">Эрмитаж хранит Египет</w:t>
             </w:r>
           </w:p>
         </w:tc>
@@ -1112,19 +832,19 @@
               <w:jc w:val="left"/>
             </w:pPr>
             <w:r>
-              <w:t xml:space="preserve">Скульптор П. П. Соколов, 1826 г., чугунное литьё</w:t>
-            </w:r>
-          </w:p>
-        </w:tc>
-        <w:tc>
-          <w:tcPr/>
-          <w:p>
-            <w:pPr>
-              <w:pStyle w:val="Compact"/>
-              <w:jc w:val="left"/>
-            </w:pPr>
-            <w:r>
-              <w:t xml:space="preserve">О петербургских мастерах и заводах и моде своего времени; женские лица — греческий, а не египетский вкус</w:t>
+              <w:t xml:space="preserve">П. П. Соколов, 1826</w:t>
+            </w:r>
+          </w:p>
+        </w:tc>
+        <w:tc>
+          <w:tcPr/>
+          <w:p>
+            <w:pPr>
+              <w:pStyle w:val="Compact"/>
+              <w:jc w:val="left"/>
+            </w:pPr>
+            <w:r>
+              <w:t xml:space="preserve">Мастера и мода Петербурга</w:t>
             </w:r>
           </w:p>
         </w:tc>
@@ -1162,19 +882,19 @@
               <w:jc w:val="left"/>
             </w:pPr>
             <w:r>
-              <w:t xml:space="preserve">Арх. В. Бренна, 1799 г.; в 1818 г. К. И. Росси перенёс его на Васильевский остров</w:t>
-            </w:r>
-          </w:p>
-        </w:tc>
-        <w:tc>
-          <w:tcPr/>
-          <w:p>
-            <w:pPr>
-              <w:pStyle w:val="Compact"/>
-              <w:jc w:val="left"/>
-            </w:pPr>
-            <w:r>
-              <w:t xml:space="preserve">О победах русской армии П. А. Румянцева-Задунайского в войне 1787—1791 годов</w:t>
+              <w:t xml:space="preserve">В. Бренна, 1799</w:t>
+            </w:r>
+          </w:p>
+        </w:tc>
+        <w:tc>
+          <w:tcPr/>
+          <w:p>
+            <w:pPr>
+              <w:pStyle w:val="Compact"/>
+              <w:jc w:val="left"/>
+            </w:pPr>
+            <w:r>
+              <w:t xml:space="preserve">Победы русской армии</w:t>
             </w:r>
           </w:p>
         </w:tc>
@@ -1188,7 +908,7 @@
               <w:jc w:val="left"/>
             </w:pPr>
             <w:r>
-              <w:t xml:space="preserve">Обелиск «Городу-герою Ленинграду»</w:t>
+              <w:t xml:space="preserve">Обелиск на пл. Восстания</w:t>
             </w:r>
           </w:p>
         </w:tc>
@@ -1212,19 +932,19 @@
               <w:jc w:val="left"/>
             </w:pPr>
             <w:r>
-              <w:t xml:space="preserve">Площадь Восстания, 1985 г.</w:t>
-            </w:r>
-          </w:p>
-        </w:tc>
-        <w:tc>
-          <w:tcPr/>
-          <w:p>
-            <w:pPr>
-              <w:pStyle w:val="Compact"/>
-              <w:jc w:val="left"/>
-            </w:pPr>
-            <w:r>
-              <w:t xml:space="preserve">О подвиге Ленинграда и сорокалетии Победы</w:t>
+              <w:t xml:space="preserve">1985</w:t>
+            </w:r>
+          </w:p>
+        </w:tc>
+        <w:tc>
+          <w:tcPr/>
+          <w:p>
+            <w:pPr>
+              <w:pStyle w:val="Compact"/>
+              <w:jc w:val="left"/>
+            </w:pPr>
+            <w:r>
+              <w:t xml:space="preserve">Подвиг Ленинграда</w:t>
             </w:r>
           </w:p>
         </w:tc>
@@ -1238,7 +958,7 @@
               <w:jc w:val="left"/>
             </w:pPr>
             <w:r>
-              <w:t xml:space="preserve">«Египетский дом», Захарьевская ул., 23</w:t>
+              <w:t xml:space="preserve">«Египетский дом»</w:t>
             </w:r>
           </w:p>
         </w:tc>
@@ -1262,43 +982,25 @@
               <w:jc w:val="left"/>
             </w:pPr>
             <w:r>
-              <w:t xml:space="preserve">Арх. М. А. Сонгайло, 1911—1913 гг.</w:t>
-            </w:r>
-          </w:p>
-        </w:tc>
-        <w:tc>
-          <w:tcPr/>
-          <w:p>
-            <w:pPr>
-              <w:pStyle w:val="Compact"/>
-              <w:jc w:val="left"/>
-            </w:pPr>
-            <w:r>
-              <w:t xml:space="preserve">О доходных домах: необычный фасад помогал выделиться и дороже сдать квартиры</w:t>
+              <w:t xml:space="preserve">М. А. Сонгайло, 1911—1913</w:t>
+            </w:r>
+          </w:p>
+        </w:tc>
+        <w:tc>
+          <w:tcPr/>
+          <w:p>
+            <w:pPr>
+              <w:pStyle w:val="Compact"/>
+              <w:jc w:val="left"/>
+            </w:pPr>
+            <w:r>
+              <w:t xml:space="preserve">Дорого сдать квартиры</w:t>
             </w:r>
           </w:p>
         </w:tc>
       </w:tr>
     </w:tbl>
-    <w:p>
-      <w:pPr>
-        <w:pStyle w:val="BodyText"/>
-      </w:pPr>
-      <w:r>
-        <w:rPr>
-          <w:iCs/>
-          <w:i/>
-        </w:rPr>
-        <w:t xml:space="preserve">Вывод:</w:t>
-      </w:r>
-      <w:r>
-        <w:t xml:space="preserve"> </w:t>
-      </w:r>
-      <w:r>
-        <w:t xml:space="preserve">в Египте обелиск посвящали солнцу, а в Петербурге — воинским победам; форма та же, смысл другой.</w:t>
-      </w:r>
-    </w:p>
-    <w:bookmarkEnd w:id="24"/>
+    <w:bookmarkEnd w:id="22"/>
     <w:sectPr/>
   </w:body>
 </w:document>
